--- a/downloads/documents/04 Units/Unit 04 - Environmental Design and Management - Spaces We Live In/Vocabulary 04.docx
+++ b/downloads/documents/04 Units/Unit 04 - Environmental Design and Management - Spaces We Live In/Vocabulary 04.docx
@@ -17,7 +17,7 @@
         <w:pStyle w:val="FirstParagraph"/>
       </w:pPr>
       <w:r>
-        <w:t xml:space="preserve">Unit 4, Environmental Design and Management. The unit’s 61 Tier 3 words across the four topics, with a one-line definition written for a grade 6 to 7 reader and columns for Turkish, Portuguese, and Spanish.</w:t>
+        <w:t xml:space="preserve">Unit 4, Environmental Design and Management. The unit’s 61 Tier 3 words across the four topics, with a one-line definition written for a grade 6 to 7 reader and a Spanish column.</w:t>
       </w:r>
     </w:p>
     <w:p>
@@ -34,7 +34,7 @@
         <w:t xml:space="preserve"> </w:t>
       </w:r>
       <w:r>
-        <w:t xml:space="preserve">The Turkish, Portuguese, and Spanish columns are my best working translations and have not been verified by a native speaker. Use them for word banks and picture cards; have a native speaker, a bilingual colleague, or the ENL teacher check the whole table once before it is printed for students. Twenty-two of the entries (eleven Portuguese, eleven Turkish, all in Topic 4.2) come from my own Color in the Home vocabulary cards from my certification coursework, where they were printed in capitals with the diacritics stripped so the word search would work (PRIMARIA, SECUNDARIA, TERCIARIA, MATIZ, SOMBRA, QUENTE, FRIA, PALETA, ESQUEMA and their Turkish partners RENK, CARK, ANA, ARA, UCUNCUL, ACIK, KOYU, SICAK, SOGUK, PALET, SEMA). The diacritics are restored here (primária, çark, üçüncül, açık, sıcak, soğuk, şema). Some of the single-word Turkish choices on those cards were shorthand (ANA for primary color, ARA for secondary, AÇIK and KOYU for tint and shade), so this table adds the noun (ana renk, ara renk, açık ton, koyu ton) and keeps the card word first so a student who learned the card still recognizes it. Home repair and housing words are the ones most likely to differ by country (a breaker, an outlet, a plunger, and a condo have different everyday names in Turkey, Brazil, Portugal, and the Spanish-speaking countries), so the English term stays on every card, because students will see the English word on a real breaker panel, a real lease, and a real listing.</w:t>
+        <w:t xml:space="preserve">The Spanish column is my best working translation and has not been verified by a native speaker. Use it for word banks and picture cards; have a native speaker, a bilingual colleague, or the ENL teacher check the whole table once before it is printed for students. The Topic 4.2 terms come from my own Color in the Home vocabulary cards from my certification coursework. Home repair and housing words are the ones most likely to differ by country (a breaker, an outlet, a plunger, and a condo have different everyday names across the Spanish-speaking countries), so the English term stays on every card, because students will see the English word on a real breaker panel, a real lease, and a real listing.</w:t>
       </w:r>
     </w:p>
     <w:p>
@@ -104,7 +104,7 @@
         <w:pStyle w:val="BodyText"/>
       </w:pPr>
       <w:r>
-        <w:t xml:space="preserve">How lessons use this file: each lesson names its own Tier 3 words; the handout for that lesson carries a word bank pulled from this table in the three languages. The site’s Materials page prints this table as picture-ready cards.</w:t>
+        <w:t xml:space="preserve">How lessons use this file: each lesson names its own Tier 3 words; the handout for that lesson carries a word bank pulled from this table in both languages. The site’s Materials page prints this table as picture-ready cards.</w:t>
       </w:r>
     </w:p>
     <w:p>
@@ -120,17 +120,15 @@
     <w:tbl>
       <w:tblPr>
         <w:tblStyle w:val="Table"/>
-        <w:tblW w:type="pct" w:w="4999.999999999999"/>
+        <w:tblW w:type="pct" w:w="5000.0"/>
         <w:tblLook w:firstRow="1"/>
       </w:tblPr>
       <w:tblGrid>
-        <w:gridCol w:w="1131"/>
-        <w:gridCol w:w="1131"/>
-        <w:gridCol w:w="1131"/>
-        <w:gridCol w:w="1131"/>
-        <w:gridCol w:w="1131"/>
-        <w:gridCol w:w="1131"/>
-        <w:gridCol w:w="1131"/>
+        <w:gridCol w:w="1584"/>
+        <w:gridCol w:w="1584"/>
+        <w:gridCol w:w="1584"/>
+        <w:gridCol w:w="1584"/>
+        <w:gridCol w:w="1584"/>
       </w:tblGrid>
       <w:tr>
         <w:trPr>
@@ -217,40 +215,6 @@
               <w:jc w:val="left"/>
             </w:pPr>
             <w:r>
-              <w:t xml:space="preserve">Turkish</w:t>
-            </w:r>
-          </w:p>
-        </w:tc>
-        <w:tc>
-          <w:tcPr>
-            <w:tcBorders>
-              <w:bottom w:val="single"/>
-            </w:tcBorders>
-            <w:vAlign w:val="bottom"/>
-          </w:tcPr>
-          <w:p>
-            <w:pPr>
-              <w:pStyle w:val="Compact"/>
-              <w:jc w:val="left"/>
-            </w:pPr>
-            <w:r>
-              <w:t xml:space="preserve">Portuguese</w:t>
-            </w:r>
-          </w:p>
-        </w:tc>
-        <w:tc>
-          <w:tcPr>
-            <w:tcBorders>
-              <w:bottom w:val="single"/>
-            </w:tcBorders>
-            <w:vAlign w:val="bottom"/>
-          </w:tcPr>
-          <w:p>
-            <w:pPr>
-              <w:pStyle w:val="Compact"/>
-              <w:jc w:val="left"/>
-            </w:pPr>
-            <w:r>
               <w:t xml:space="preserve">Spanish</w:t>
             </w:r>
           </w:p>
@@ -308,28 +272,6 @@
               <w:jc w:val="left"/>
             </w:pPr>
             <w:r>
-              <w:t xml:space="preserve">konut</w:t>
-            </w:r>
-          </w:p>
-        </w:tc>
-        <w:tc>
-          <w:p>
-            <w:pPr>
-              <w:pStyle w:val="Compact"/>
-              <w:jc w:val="left"/>
-            </w:pPr>
-            <w:r>
-              <w:t xml:space="preserve">moradia (habitação)</w:t>
-            </w:r>
-          </w:p>
-        </w:tc>
-        <w:tc>
-          <w:p>
-            <w:pPr>
-              <w:pStyle w:val="Compact"/>
-              <w:jc w:val="left"/>
-            </w:pPr>
-            <w:r>
               <w:t xml:space="preserve">vivienda</w:t>
             </w:r>
           </w:p>
@@ -387,28 +329,6 @@
               <w:jc w:val="left"/>
             </w:pPr>
             <w:r>
-              <w:t xml:space="preserve">daire (apartman dairesi)</w:t>
-            </w:r>
-          </w:p>
-        </w:tc>
-        <w:tc>
-          <w:p>
-            <w:pPr>
-              <w:pStyle w:val="Compact"/>
-              <w:jc w:val="left"/>
-            </w:pPr>
-            <w:r>
-              <w:t xml:space="preserve">apartamento</w:t>
-            </w:r>
-          </w:p>
-        </w:tc>
-        <w:tc>
-          <w:p>
-            <w:pPr>
-              <w:pStyle w:val="Compact"/>
-              <w:jc w:val="left"/>
-            </w:pPr>
-            <w:r>
               <w:t xml:space="preserve">apartamento (departamento)</w:t>
             </w:r>
           </w:p>
@@ -466,28 +386,6 @@
               <w:jc w:val="left"/>
             </w:pPr>
             <w:r>
-              <w:t xml:space="preserve">kat mülkiyetli daire (kondominyum)</w:t>
-            </w:r>
-          </w:p>
-        </w:tc>
-        <w:tc>
-          <w:p>
-            <w:pPr>
-              <w:pStyle w:val="Compact"/>
-              <w:jc w:val="left"/>
-            </w:pPr>
-            <w:r>
-              <w:t xml:space="preserve">apartamento próprio (condomínio)</w:t>
-            </w:r>
-          </w:p>
-        </w:tc>
-        <w:tc>
-          <w:p>
-            <w:pPr>
-              <w:pStyle w:val="Compact"/>
-              <w:jc w:val="left"/>
-            </w:pPr>
-            <w:r>
               <w:t xml:space="preserve">condominio</w:t>
             </w:r>
           </w:p>
@@ -545,28 +443,6 @@
               <w:jc w:val="left"/>
             </w:pPr>
             <w:r>
-              <w:t xml:space="preserve">kira sözleşmesi</w:t>
-            </w:r>
-          </w:p>
-        </w:tc>
-        <w:tc>
-          <w:p>
-            <w:pPr>
-              <w:pStyle w:val="Compact"/>
-              <w:jc w:val="left"/>
-            </w:pPr>
-            <w:r>
-              <w:t xml:space="preserve">contrato de aluguel</w:t>
-            </w:r>
-          </w:p>
-        </w:tc>
-        <w:tc>
-          <w:p>
-            <w:pPr>
-              <w:pStyle w:val="Compact"/>
-              <w:jc w:val="left"/>
-            </w:pPr>
-            <w:r>
               <w:t xml:space="preserve">contrato de alquiler (arrendamiento)</w:t>
             </w:r>
           </w:p>
@@ -624,28 +500,6 @@
               <w:jc w:val="left"/>
             </w:pPr>
             <w:r>
-              <w:t xml:space="preserve">kira</w:t>
-            </w:r>
-          </w:p>
-        </w:tc>
-        <w:tc>
-          <w:p>
-            <w:pPr>
-              <w:pStyle w:val="Compact"/>
-              <w:jc w:val="left"/>
-            </w:pPr>
-            <w:r>
-              <w:t xml:space="preserve">aluguel</w:t>
-            </w:r>
-          </w:p>
-        </w:tc>
-        <w:tc>
-          <w:p>
-            <w:pPr>
-              <w:pStyle w:val="Compact"/>
-              <w:jc w:val="left"/>
-            </w:pPr>
-            <w:r>
               <w:t xml:space="preserve">alquiler (renta)</w:t>
             </w:r>
           </w:p>
@@ -703,28 +557,6 @@
               <w:jc w:val="left"/>
             </w:pPr>
             <w:r>
-              <w:t xml:space="preserve">konut kredisi (ipotek)</w:t>
-            </w:r>
-          </w:p>
-        </w:tc>
-        <w:tc>
-          <w:p>
-            <w:pPr>
-              <w:pStyle w:val="Compact"/>
-              <w:jc w:val="left"/>
-            </w:pPr>
-            <w:r>
-              <w:t xml:space="preserve">hipoteca (financiamento da casa)</w:t>
-            </w:r>
-          </w:p>
-        </w:tc>
-        <w:tc>
-          <w:p>
-            <w:pPr>
-              <w:pStyle w:val="Compact"/>
-              <w:jc w:val="left"/>
-            </w:pPr>
-            <w:r>
               <w:t xml:space="preserve">hipoteca</w:t>
             </w:r>
           </w:p>
@@ -782,28 +614,6 @@
               <w:jc w:val="left"/>
             </w:pPr>
             <w:r>
-              <w:t xml:space="preserve">tehlike</w:t>
-            </w:r>
-          </w:p>
-        </w:tc>
-        <w:tc>
-          <w:p>
-            <w:pPr>
-              <w:pStyle w:val="Compact"/>
-              <w:jc w:val="left"/>
-            </w:pPr>
-            <w:r>
-              <w:t xml:space="preserve">perigo</w:t>
-            </w:r>
-          </w:p>
-        </w:tc>
-        <w:tc>
-          <w:p>
-            <w:pPr>
-              <w:pStyle w:val="Compact"/>
-              <w:jc w:val="left"/>
-            </w:pPr>
-            <w:r>
               <w:t xml:space="preserve">peligro</w:t>
             </w:r>
           </w:p>
@@ -861,28 +671,6 @@
               <w:jc w:val="left"/>
             </w:pPr>
             <w:r>
-              <w:t xml:space="preserve">duman dedektörü</w:t>
-            </w:r>
-          </w:p>
-        </w:tc>
-        <w:tc>
-          <w:p>
-            <w:pPr>
-              <w:pStyle w:val="Compact"/>
-              <w:jc w:val="left"/>
-            </w:pPr>
-            <w:r>
-              <w:t xml:space="preserve">detector de fumaça</w:t>
-            </w:r>
-          </w:p>
-        </w:tc>
-        <w:tc>
-          <w:p>
-            <w:pPr>
-              <w:pStyle w:val="Compact"/>
-              <w:jc w:val="left"/>
-            </w:pPr>
-            <w:r>
               <w:t xml:space="preserve">detector de humo</w:t>
             </w:r>
           </w:p>
@@ -940,32 +728,10 @@
               <w:jc w:val="left"/>
             </w:pPr>
             <w:r>
-              <w:t xml:space="preserve">karbon monoksit dedektörü</w:t>
-            </w:r>
-          </w:p>
-        </w:tc>
-        <w:tc>
-          <w:p>
-            <w:pPr>
-              <w:pStyle w:val="Compact"/>
-              <w:jc w:val="left"/>
-            </w:pPr>
-            <w:r>
               <w:t xml:space="preserve">detector de monóxido de carbono</w:t>
             </w:r>
           </w:p>
         </w:tc>
-        <w:tc>
-          <w:p>
-            <w:pPr>
-              <w:pStyle w:val="Compact"/>
-              <w:jc w:val="left"/>
-            </w:pPr>
-            <w:r>
-              <w:t xml:space="preserve">detector de monóxido de carbono</w:t>
-            </w:r>
-          </w:p>
-        </w:tc>
       </w:tr>
       <w:tr>
         <w:tc>
@@ -1019,28 +785,6 @@
               <w:jc w:val="left"/>
             </w:pPr>
             <w:r>
-              <w:t xml:space="preserve">sigorta (devre kesici)</w:t>
-            </w:r>
-          </w:p>
-        </w:tc>
-        <w:tc>
-          <w:p>
-            <w:pPr>
-              <w:pStyle w:val="Compact"/>
-              <w:jc w:val="left"/>
-            </w:pPr>
-            <w:r>
-              <w:t xml:space="preserve">disjuntor</w:t>
-            </w:r>
-          </w:p>
-        </w:tc>
-        <w:tc>
-          <w:p>
-            <w:pPr>
-              <w:pStyle w:val="Compact"/>
-              <w:jc w:val="left"/>
-            </w:pPr>
-            <w:r>
               <w:t xml:space="preserve">interruptor automático (breaker)</w:t>
             </w:r>
           </w:p>
@@ -1098,28 +842,6 @@
               <w:jc w:val="left"/>
             </w:pPr>
             <w:r>
-              <w:t xml:space="preserve">priz</w:t>
-            </w:r>
-          </w:p>
-        </w:tc>
-        <w:tc>
-          <w:p>
-            <w:pPr>
-              <w:pStyle w:val="Compact"/>
-              <w:jc w:val="left"/>
-            </w:pPr>
-            <w:r>
-              <w:t xml:space="preserve">tomada</w:t>
-            </w:r>
-          </w:p>
-        </w:tc>
-        <w:tc>
-          <w:p>
-            <w:pPr>
-              <w:pStyle w:val="Compact"/>
-              <w:jc w:val="left"/>
-            </w:pPr>
-            <w:r>
               <w:t xml:space="preserve">enchufe (tomacorriente)</w:t>
             </w:r>
           </w:p>
@@ -1177,28 +899,6 @@
               <w:jc w:val="left"/>
             </w:pPr>
             <w:r>
-              <w:t xml:space="preserve">pompa (lavabo pompası)</w:t>
-            </w:r>
-          </w:p>
-        </w:tc>
-        <w:tc>
-          <w:p>
-            <w:pPr>
-              <w:pStyle w:val="Compact"/>
-              <w:jc w:val="left"/>
-            </w:pPr>
-            <w:r>
-              <w:t xml:space="preserve">desentupidor</w:t>
-            </w:r>
-          </w:p>
-        </w:tc>
-        <w:tc>
-          <w:p>
-            <w:pPr>
-              <w:pStyle w:val="Compact"/>
-              <w:jc w:val="left"/>
-            </w:pPr>
-            <w:r>
               <w:t xml:space="preserve">destapador (desatascador)</w:t>
             </w:r>
           </w:p>
@@ -1256,28 +956,6 @@
               <w:jc w:val="left"/>
             </w:pPr>
             <w:r>
-              <w:t xml:space="preserve">su terazisi</w:t>
-            </w:r>
-          </w:p>
-        </w:tc>
-        <w:tc>
-          <w:p>
-            <w:pPr>
-              <w:pStyle w:val="Compact"/>
-              <w:jc w:val="left"/>
-            </w:pPr>
-            <w:r>
-              <w:t xml:space="preserve">nível</w:t>
-            </w:r>
-          </w:p>
-        </w:tc>
-        <w:tc>
-          <w:p>
-            <w:pPr>
-              <w:pStyle w:val="Compact"/>
-              <w:jc w:val="left"/>
-            </w:pPr>
-            <w:r>
               <w:t xml:space="preserve">nivel</w:t>
             </w:r>
           </w:p>
@@ -1335,28 +1013,6 @@
               <w:jc w:val="left"/>
             </w:pPr>
             <w:r>
-              <w:t xml:space="preserve">şerit metre</w:t>
-            </w:r>
-          </w:p>
-        </w:tc>
-        <w:tc>
-          <w:p>
-            <w:pPr>
-              <w:pStyle w:val="Compact"/>
-              <w:jc w:val="left"/>
-            </w:pPr>
-            <w:r>
-              <w:t xml:space="preserve">trena (fita métrica)</w:t>
-            </w:r>
-          </w:p>
-        </w:tc>
-        <w:tc>
-          <w:p>
-            <w:pPr>
-              <w:pStyle w:val="Compact"/>
-              <w:jc w:val="left"/>
-            </w:pPr>
-            <w:r>
               <w:t xml:space="preserve">cinta métrica</w:t>
             </w:r>
           </w:p>
@@ -1414,28 +1070,6 @@
               <w:jc w:val="left"/>
             </w:pPr>
             <w:r>
-              <w:t xml:space="preserve">bakım</w:t>
-            </w:r>
-          </w:p>
-        </w:tc>
-        <w:tc>
-          <w:p>
-            <w:pPr>
-              <w:pStyle w:val="Compact"/>
-              <w:jc w:val="left"/>
-            </w:pPr>
-            <w:r>
-              <w:t xml:space="preserve">manutenção</w:t>
-            </w:r>
-          </w:p>
-        </w:tc>
-        <w:tc>
-          <w:p>
-            <w:pPr>
-              <w:pStyle w:val="Compact"/>
-              <w:jc w:val="left"/>
-            </w:pPr>
-            <w:r>
               <w:t xml:space="preserve">mantenimiento</w:t>
             </w:r>
           </w:p>
@@ -1493,28 +1127,6 @@
               <w:jc w:val="left"/>
             </w:pPr>
             <w:r>
-              <w:t xml:space="preserve">tasarruf etmek (korumak)</w:t>
-            </w:r>
-          </w:p>
-        </w:tc>
-        <w:tc>
-          <w:p>
-            <w:pPr>
-              <w:pStyle w:val="Compact"/>
-              <w:jc w:val="left"/>
-            </w:pPr>
-            <w:r>
-              <w:t xml:space="preserve">conservar (economizar)</w:t>
-            </w:r>
-          </w:p>
-        </w:tc>
-        <w:tc>
-          <w:p>
-            <w:pPr>
-              <w:pStyle w:val="Compact"/>
-              <w:jc w:val="left"/>
-            </w:pPr>
-            <w:r>
               <w:t xml:space="preserve">conservar (ahorrar)</w:t>
             </w:r>
           </w:p>
@@ -1572,28 +1184,6 @@
               <w:jc w:val="left"/>
             </w:pPr>
             <w:r>
-              <w:t xml:space="preserve">enerji</w:t>
-            </w:r>
-          </w:p>
-        </w:tc>
-        <w:tc>
-          <w:p>
-            <w:pPr>
-              <w:pStyle w:val="Compact"/>
-              <w:jc w:val="left"/>
-            </w:pPr>
-            <w:r>
-              <w:t xml:space="preserve">energia</w:t>
-            </w:r>
-          </w:p>
-        </w:tc>
-        <w:tc>
-          <w:p>
-            <w:pPr>
-              <w:pStyle w:val="Compact"/>
-              <w:jc w:val="left"/>
-            </w:pPr>
-            <w:r>
               <w:t xml:space="preserve">energía</w:t>
             </w:r>
           </w:p>
@@ -1651,28 +1241,6 @@
               <w:jc w:val="left"/>
             </w:pPr>
             <w:r>
-              <w:t xml:space="preserve">hayalet yük (bekleme modu tüketimi)</w:t>
-            </w:r>
-          </w:p>
-        </w:tc>
-        <w:tc>
-          <w:p>
-            <w:pPr>
-              <w:pStyle w:val="Compact"/>
-              <w:jc w:val="left"/>
-            </w:pPr>
-            <w:r>
-              <w:t xml:space="preserve">consumo fantasma (em espera)</w:t>
-            </w:r>
-          </w:p>
-        </w:tc>
-        <w:tc>
-          <w:p>
-            <w:pPr>
-              <w:pStyle w:val="Compact"/>
-              <w:jc w:val="left"/>
-            </w:pPr>
-            <w:r>
               <w:t xml:space="preserve">consumo fantasma (en espera)</w:t>
             </w:r>
           </w:p>
@@ -1730,28 +1298,6 @@
               <w:jc w:val="left"/>
             </w:pPr>
             <w:r>
-              <w:t xml:space="preserve">LED ampul</w:t>
-            </w:r>
-          </w:p>
-        </w:tc>
-        <w:tc>
-          <w:p>
-            <w:pPr>
-              <w:pStyle w:val="Compact"/>
-              <w:jc w:val="left"/>
-            </w:pPr>
-            <w:r>
-              <w:t xml:space="preserve">lâmpada LED</w:t>
-            </w:r>
-          </w:p>
-        </w:tc>
-        <w:tc>
-          <w:p>
-            <w:pPr>
-              <w:pStyle w:val="Compact"/>
-              <w:jc w:val="left"/>
-            </w:pPr>
-            <w:r>
               <w:t xml:space="preserve">bombilla LED (foco LED)</w:t>
             </w:r>
           </w:p>
@@ -1809,32 +1355,10 @@
               <w:jc w:val="left"/>
             </w:pPr>
             <w:r>
-              <w:t xml:space="preserve">termostat</w:t>
-            </w:r>
-          </w:p>
-        </w:tc>
-        <w:tc>
-          <w:p>
-            <w:pPr>
-              <w:pStyle w:val="Compact"/>
-              <w:jc w:val="left"/>
-            </w:pPr>
-            <w:r>
               <w:t xml:space="preserve">termostato</w:t>
             </w:r>
           </w:p>
         </w:tc>
-        <w:tc>
-          <w:p>
-            <w:pPr>
-              <w:pStyle w:val="Compact"/>
-              <w:jc w:val="left"/>
-            </w:pPr>
-            <w:r>
-              <w:t xml:space="preserve">termostato</w:t>
-            </w:r>
-          </w:p>
-        </w:tc>
       </w:tr>
       <w:tr>
         <w:tc>
@@ -1888,28 +1412,6 @@
               <w:jc w:val="left"/>
             </w:pPr>
             <w:r>
-              <w:t xml:space="preserve">yalıtım</w:t>
-            </w:r>
-          </w:p>
-        </w:tc>
-        <w:tc>
-          <w:p>
-            <w:pPr>
-              <w:pStyle w:val="Compact"/>
-              <w:jc w:val="left"/>
-            </w:pPr>
-            <w:r>
-              <w:t xml:space="preserve">isolamento térmico</w:t>
-            </w:r>
-          </w:p>
-        </w:tc>
-        <w:tc>
-          <w:p>
-            <w:pPr>
-              <w:pStyle w:val="Compact"/>
-              <w:jc w:val="left"/>
-            </w:pPr>
-            <w:r>
               <w:t xml:space="preserve">aislamiento</w:t>
             </w:r>
           </w:p>
@@ -1967,28 +1469,6 @@
               <w:jc w:val="left"/>
             </w:pPr>
             <w:r>
-              <w:t xml:space="preserve">denetim (enerji denetimi)</w:t>
-            </w:r>
-          </w:p>
-        </w:tc>
-        <w:tc>
-          <w:p>
-            <w:pPr>
-              <w:pStyle w:val="Compact"/>
-              <w:jc w:val="left"/>
-            </w:pPr>
-            <w:r>
-              <w:t xml:space="preserve">auditoria</w:t>
-            </w:r>
-          </w:p>
-        </w:tc>
-        <w:tc>
-          <w:p>
-            <w:pPr>
-              <w:pStyle w:val="Compact"/>
-              <w:jc w:val="left"/>
-            </w:pPr>
-            <w:r>
               <w:t xml:space="preserve">auditoría</w:t>
             </w:r>
           </w:p>
@@ -2046,28 +1526,6 @@
               <w:jc w:val="left"/>
             </w:pPr>
             <w:r>
-              <w:t xml:space="preserve">kompost</w:t>
-            </w:r>
-          </w:p>
-        </w:tc>
-        <w:tc>
-          <w:p>
-            <w:pPr>
-              <w:pStyle w:val="Compact"/>
-              <w:jc w:val="left"/>
-            </w:pPr>
-            <w:r>
-              <w:t xml:space="preserve">composto (compostagem)</w:t>
-            </w:r>
-          </w:p>
-        </w:tc>
-        <w:tc>
-          <w:p>
-            <w:pPr>
-              <w:pStyle w:val="Compact"/>
-              <w:jc w:val="left"/>
-            </w:pPr>
-            <w:r>
               <w:t xml:space="preserve">compost (abono orgánico)</w:t>
             </w:r>
           </w:p>
@@ -2125,32 +1583,10 @@
               <w:jc w:val="left"/>
             </w:pPr>
             <w:r>
-              <w:t xml:space="preserve">geri dönüştürmek</w:t>
-            </w:r>
-          </w:p>
-        </w:tc>
-        <w:tc>
-          <w:p>
-            <w:pPr>
-              <w:pStyle w:val="Compact"/>
-              <w:jc w:val="left"/>
-            </w:pPr>
-            <w:r>
               <w:t xml:space="preserve">reciclar</w:t>
             </w:r>
           </w:p>
         </w:tc>
-        <w:tc>
-          <w:p>
-            <w:pPr>
-              <w:pStyle w:val="Compact"/>
-              <w:jc w:val="left"/>
-            </w:pPr>
-            <w:r>
-              <w:t xml:space="preserve">reciclar</w:t>
-            </w:r>
-          </w:p>
-        </w:tc>
       </w:tr>
       <w:tr>
         <w:tc>
@@ -2204,32 +1640,10 @@
               <w:jc w:val="left"/>
             </w:pPr>
             <w:r>
-              <w:t xml:space="preserve">yeniden kullanmak</w:t>
-            </w:r>
-          </w:p>
-        </w:tc>
-        <w:tc>
-          <w:p>
-            <w:pPr>
-              <w:pStyle w:val="Compact"/>
-              <w:jc w:val="left"/>
-            </w:pPr>
-            <w:r>
               <w:t xml:space="preserve">reutilizar</w:t>
             </w:r>
           </w:p>
         </w:tc>
-        <w:tc>
-          <w:p>
-            <w:pPr>
-              <w:pStyle w:val="Compact"/>
-              <w:jc w:val="left"/>
-            </w:pPr>
-            <w:r>
-              <w:t xml:space="preserve">reutilizar</w:t>
-            </w:r>
-          </w:p>
-        </w:tc>
       </w:tr>
       <w:tr>
         <w:tc>
@@ -2283,32 +1697,10 @@
               <w:jc w:val="left"/>
             </w:pPr>
             <w:r>
-              <w:t xml:space="preserve">öğe (tasarım öğesi)</w:t>
-            </w:r>
-          </w:p>
-        </w:tc>
-        <w:tc>
-          <w:p>
-            <w:pPr>
-              <w:pStyle w:val="Compact"/>
-              <w:jc w:val="left"/>
-            </w:pPr>
-            <w:r>
               <w:t xml:space="preserve">elemento</w:t>
             </w:r>
           </w:p>
         </w:tc>
-        <w:tc>
-          <w:p>
-            <w:pPr>
-              <w:pStyle w:val="Compact"/>
-              <w:jc w:val="left"/>
-            </w:pPr>
-            <w:r>
-              <w:t xml:space="preserve">elemento</w:t>
-            </w:r>
-          </w:p>
-        </w:tc>
       </w:tr>
       <w:tr>
         <w:tc>
@@ -2362,28 +1754,6 @@
               <w:jc w:val="left"/>
             </w:pPr>
             <w:r>
-              <w:t xml:space="preserve">çizgi</w:t>
-            </w:r>
-          </w:p>
-        </w:tc>
-        <w:tc>
-          <w:p>
-            <w:pPr>
-              <w:pStyle w:val="Compact"/>
-              <w:jc w:val="left"/>
-            </w:pPr>
-            <w:r>
-              <w:t xml:space="preserve">linha</w:t>
-            </w:r>
-          </w:p>
-        </w:tc>
-        <w:tc>
-          <w:p>
-            <w:pPr>
-              <w:pStyle w:val="Compact"/>
-              <w:jc w:val="left"/>
-            </w:pPr>
-            <w:r>
               <w:t xml:space="preserve">línea</w:t>
             </w:r>
           </w:p>
@@ -2441,28 +1811,6 @@
               <w:jc w:val="left"/>
             </w:pPr>
             <w:r>
-              <w:t xml:space="preserve">şekil</w:t>
-            </w:r>
-          </w:p>
-        </w:tc>
-        <w:tc>
-          <w:p>
-            <w:pPr>
-              <w:pStyle w:val="Compact"/>
-              <w:jc w:val="left"/>
-            </w:pPr>
-            <w:r>
-              <w:t xml:space="preserve">forma (formato)</w:t>
-            </w:r>
-          </w:p>
-        </w:tc>
-        <w:tc>
-          <w:p>
-            <w:pPr>
-              <w:pStyle w:val="Compact"/>
-              <w:jc w:val="left"/>
-            </w:pPr>
-            <w:r>
               <w:t xml:space="preserve">figura (forma)</w:t>
             </w:r>
           </w:p>
@@ -2520,28 +1868,6 @@
               <w:jc w:val="left"/>
             </w:pPr>
             <w:r>
-              <w:t xml:space="preserve">biçim (üç boyutlu form)</w:t>
-            </w:r>
-          </w:p>
-        </w:tc>
-        <w:tc>
-          <w:p>
-            <w:pPr>
-              <w:pStyle w:val="Compact"/>
-              <w:jc w:val="left"/>
-            </w:pPr>
-            <w:r>
-              <w:t xml:space="preserve">forma (volume)</w:t>
-            </w:r>
-          </w:p>
-        </w:tc>
-        <w:tc>
-          <w:p>
-            <w:pPr>
-              <w:pStyle w:val="Compact"/>
-              <w:jc w:val="left"/>
-            </w:pPr>
-            <w:r>
               <w:t xml:space="preserve">forma (volumen)</w:t>
             </w:r>
           </w:p>
@@ -2599,28 +1925,6 @@
               <w:jc w:val="left"/>
             </w:pPr>
             <w:r>
-              <w:t xml:space="preserve">alan (boşluk)</w:t>
-            </w:r>
-          </w:p>
-        </w:tc>
-        <w:tc>
-          <w:p>
-            <w:pPr>
-              <w:pStyle w:val="Compact"/>
-              <w:jc w:val="left"/>
-            </w:pPr>
-            <w:r>
-              <w:t xml:space="preserve">espaço</w:t>
-            </w:r>
-          </w:p>
-        </w:tc>
-        <w:tc>
-          <w:p>
-            <w:pPr>
-              <w:pStyle w:val="Compact"/>
-              <w:jc w:val="left"/>
-            </w:pPr>
-            <w:r>
               <w:t xml:space="preserve">espacio</w:t>
             </w:r>
           </w:p>
@@ -2678,32 +1982,10 @@
               <w:jc w:val="left"/>
             </w:pPr>
             <w:r>
-              <w:t xml:space="preserve">doku</w:t>
-            </w:r>
-          </w:p>
-        </w:tc>
-        <w:tc>
-          <w:p>
-            <w:pPr>
-              <w:pStyle w:val="Compact"/>
-              <w:jc w:val="left"/>
-            </w:pPr>
-            <w:r>
               <w:t xml:space="preserve">textura</w:t>
             </w:r>
           </w:p>
         </w:tc>
-        <w:tc>
-          <w:p>
-            <w:pPr>
-              <w:pStyle w:val="Compact"/>
-              <w:jc w:val="left"/>
-            </w:pPr>
-            <w:r>
-              <w:t xml:space="preserve">textura</w:t>
-            </w:r>
-          </w:p>
-        </w:tc>
       </w:tr>
       <w:tr>
         <w:tc>
@@ -2757,28 +2039,6 @@
               <w:jc w:val="left"/>
             </w:pPr>
             <w:r>
-              <w:t xml:space="preserve">desen</w:t>
-            </w:r>
-          </w:p>
-        </w:tc>
-        <w:tc>
-          <w:p>
-            <w:pPr>
-              <w:pStyle w:val="Compact"/>
-              <w:jc w:val="left"/>
-            </w:pPr>
-            <w:r>
-              <w:t xml:space="preserve">padrão (estampa)</w:t>
-            </w:r>
-          </w:p>
-        </w:tc>
-        <w:tc>
-          <w:p>
-            <w:pPr>
-              <w:pStyle w:val="Compact"/>
-              <w:jc w:val="left"/>
-            </w:pPr>
-            <w:r>
               <w:t xml:space="preserve">patrón (estampado)</w:t>
             </w:r>
           </w:p>
@@ -2836,28 +2096,6 @@
               <w:jc w:val="left"/>
             </w:pPr>
             <w:r>
-              <w:t xml:space="preserve">renk çarkı</w:t>
-            </w:r>
-          </w:p>
-        </w:tc>
-        <w:tc>
-          <w:p>
-            <w:pPr>
-              <w:pStyle w:val="Compact"/>
-              <w:jc w:val="left"/>
-            </w:pPr>
-            <w:r>
-              <w:t xml:space="preserve">roda de cores</w:t>
-            </w:r>
-          </w:p>
-        </w:tc>
-        <w:tc>
-          <w:p>
-            <w:pPr>
-              <w:pStyle w:val="Compact"/>
-              <w:jc w:val="left"/>
-            </w:pPr>
-            <w:r>
               <w:t xml:space="preserve">círculo cromático (rueda de colores)</w:t>
             </w:r>
           </w:p>
@@ -2915,28 +2153,6 @@
               <w:jc w:val="left"/>
             </w:pPr>
             <w:r>
-              <w:t xml:space="preserve">ana renk</w:t>
-            </w:r>
-          </w:p>
-        </w:tc>
-        <w:tc>
-          <w:p>
-            <w:pPr>
-              <w:pStyle w:val="Compact"/>
-              <w:jc w:val="left"/>
-            </w:pPr>
-            <w:r>
-              <w:t xml:space="preserve">cor primária</w:t>
-            </w:r>
-          </w:p>
-        </w:tc>
-        <w:tc>
-          <w:p>
-            <w:pPr>
-              <w:pStyle w:val="Compact"/>
-              <w:jc w:val="left"/>
-            </w:pPr>
-            <w:r>
               <w:t xml:space="preserve">color primario</w:t>
             </w:r>
           </w:p>
@@ -2994,28 +2210,6 @@
               <w:jc w:val="left"/>
             </w:pPr>
             <w:r>
-              <w:t xml:space="preserve">ara renk</w:t>
-            </w:r>
-          </w:p>
-        </w:tc>
-        <w:tc>
-          <w:p>
-            <w:pPr>
-              <w:pStyle w:val="Compact"/>
-              <w:jc w:val="left"/>
-            </w:pPr>
-            <w:r>
-              <w:t xml:space="preserve">cor secundária</w:t>
-            </w:r>
-          </w:p>
-        </w:tc>
-        <w:tc>
-          <w:p>
-            <w:pPr>
-              <w:pStyle w:val="Compact"/>
-              <w:jc w:val="left"/>
-            </w:pPr>
-            <w:r>
               <w:t xml:space="preserve">color secundario</w:t>
             </w:r>
           </w:p>
@@ -3073,28 +2267,6 @@
               <w:jc w:val="left"/>
             </w:pPr>
             <w:r>
-              <w:t xml:space="preserve">üçüncül renk</w:t>
-            </w:r>
-          </w:p>
-        </w:tc>
-        <w:tc>
-          <w:p>
-            <w:pPr>
-              <w:pStyle w:val="Compact"/>
-              <w:jc w:val="left"/>
-            </w:pPr>
-            <w:r>
-              <w:t xml:space="preserve">cor terciária</w:t>
-            </w:r>
-          </w:p>
-        </w:tc>
-        <w:tc>
-          <w:p>
-            <w:pPr>
-              <w:pStyle w:val="Compact"/>
-              <w:jc w:val="left"/>
-            </w:pPr>
-            <w:r>
               <w:t xml:space="preserve">color terciario</w:t>
             </w:r>
           </w:p>
@@ -3152,28 +2324,6 @@
               <w:jc w:val="left"/>
             </w:pPr>
             <w:r>
-              <w:t xml:space="preserve">açık ton</w:t>
-            </w:r>
-          </w:p>
-        </w:tc>
-        <w:tc>
-          <w:p>
-            <w:pPr>
-              <w:pStyle w:val="Compact"/>
-              <w:jc w:val="left"/>
-            </w:pPr>
-            <w:r>
-              <w:t xml:space="preserve">matiz (tom claro)</w:t>
-            </w:r>
-          </w:p>
-        </w:tc>
-        <w:tc>
-          <w:p>
-            <w:pPr>
-              <w:pStyle w:val="Compact"/>
-              <w:jc w:val="left"/>
-            </w:pPr>
-            <w:r>
               <w:t xml:space="preserve">tinte (tono claro)</w:t>
             </w:r>
           </w:p>
@@ -3231,28 +2381,6 @@
               <w:jc w:val="left"/>
             </w:pPr>
             <w:r>
-              <w:t xml:space="preserve">koyu ton</w:t>
-            </w:r>
-          </w:p>
-        </w:tc>
-        <w:tc>
-          <w:p>
-            <w:pPr>
-              <w:pStyle w:val="Compact"/>
-              <w:jc w:val="left"/>
-            </w:pPr>
-            <w:r>
-              <w:t xml:space="preserve">sombra (tom escuro)</w:t>
-            </w:r>
-          </w:p>
-        </w:tc>
-        <w:tc>
-          <w:p>
-            <w:pPr>
-              <w:pStyle w:val="Compact"/>
-              <w:jc w:val="left"/>
-            </w:pPr>
-            <w:r>
               <w:t xml:space="preserve">sombra (tono oscuro)</w:t>
             </w:r>
           </w:p>
@@ -3310,28 +2438,6 @@
               <w:jc w:val="left"/>
             </w:pPr>
             <w:r>
-              <w:t xml:space="preserve">sıcak renkler</w:t>
-            </w:r>
-          </w:p>
-        </w:tc>
-        <w:tc>
-          <w:p>
-            <w:pPr>
-              <w:pStyle w:val="Compact"/>
-              <w:jc w:val="left"/>
-            </w:pPr>
-            <w:r>
-              <w:t xml:space="preserve">cores quentes</w:t>
-            </w:r>
-          </w:p>
-        </w:tc>
-        <w:tc>
-          <w:p>
-            <w:pPr>
-              <w:pStyle w:val="Compact"/>
-              <w:jc w:val="left"/>
-            </w:pPr>
-            <w:r>
               <w:t xml:space="preserve">colores cálidos</w:t>
             </w:r>
           </w:p>
@@ -3389,28 +2495,6 @@
               <w:jc w:val="left"/>
             </w:pPr>
             <w:r>
-              <w:t xml:space="preserve">soğuk renkler</w:t>
-            </w:r>
-          </w:p>
-        </w:tc>
-        <w:tc>
-          <w:p>
-            <w:pPr>
-              <w:pStyle w:val="Compact"/>
-              <w:jc w:val="left"/>
-            </w:pPr>
-            <w:r>
-              <w:t xml:space="preserve">cores frias</w:t>
-            </w:r>
-          </w:p>
-        </w:tc>
-        <w:tc>
-          <w:p>
-            <w:pPr>
-              <w:pStyle w:val="Compact"/>
-              <w:jc w:val="left"/>
-            </w:pPr>
-            <w:r>
               <w:t xml:space="preserve">colores fríos</w:t>
             </w:r>
           </w:p>
@@ -3468,32 +2552,10 @@
               <w:jc w:val="left"/>
             </w:pPr>
             <w:r>
-              <w:t xml:space="preserve">palet</w:t>
-            </w:r>
-          </w:p>
-        </w:tc>
-        <w:tc>
-          <w:p>
-            <w:pPr>
-              <w:pStyle w:val="Compact"/>
-              <w:jc w:val="left"/>
-            </w:pPr>
-            <w:r>
               <w:t xml:space="preserve">paleta</w:t>
             </w:r>
           </w:p>
         </w:tc>
-        <w:tc>
-          <w:p>
-            <w:pPr>
-              <w:pStyle w:val="Compact"/>
-              <w:jc w:val="left"/>
-            </w:pPr>
-            <w:r>
-              <w:t xml:space="preserve">paleta</w:t>
-            </w:r>
-          </w:p>
-        </w:tc>
       </w:tr>
       <w:tr>
         <w:tc>
@@ -3547,28 +2609,6 @@
               <w:jc w:val="left"/>
             </w:pPr>
             <w:r>
-              <w:t xml:space="preserve">renk şeması</w:t>
-            </w:r>
-          </w:p>
-        </w:tc>
-        <w:tc>
-          <w:p>
-            <w:pPr>
-              <w:pStyle w:val="Compact"/>
-              <w:jc w:val="left"/>
-            </w:pPr>
-            <w:r>
-              <w:t xml:space="preserve">esquema de cores</w:t>
-            </w:r>
-          </w:p>
-        </w:tc>
-        <w:tc>
-          <w:p>
-            <w:pPr>
-              <w:pStyle w:val="Compact"/>
-              <w:jc w:val="left"/>
-            </w:pPr>
-            <w:r>
               <w:t xml:space="preserve">esquema de colores</w:t>
             </w:r>
           </w:p>
@@ -3626,28 +2666,6 @@
               <w:jc w:val="left"/>
             </w:pPr>
             <w:r>
-              <w:t xml:space="preserve">duygu (ruh hali)</w:t>
-            </w:r>
-          </w:p>
-        </w:tc>
-        <w:tc>
-          <w:p>
-            <w:pPr>
-              <w:pStyle w:val="Compact"/>
-              <w:jc w:val="left"/>
-            </w:pPr>
-            <w:r>
-              <w:t xml:space="preserve">ânimo (clima)</w:t>
-            </w:r>
-          </w:p>
-        </w:tc>
-        <w:tc>
-          <w:p>
-            <w:pPr>
-              <w:pStyle w:val="Compact"/>
-              <w:jc w:val="left"/>
-            </w:pPr>
-            <w:r>
               <w:t xml:space="preserve">ambiente (estado de ánimo)</w:t>
             </w:r>
           </w:p>
@@ -3705,28 +2723,6 @@
               <w:jc w:val="left"/>
             </w:pPr>
             <w:r>
-              <w:t xml:space="preserve">denge</w:t>
-            </w:r>
-          </w:p>
-        </w:tc>
-        <w:tc>
-          <w:p>
-            <w:pPr>
-              <w:pStyle w:val="Compact"/>
-              <w:jc w:val="left"/>
-            </w:pPr>
-            <w:r>
-              <w:t xml:space="preserve">equilíbrio</w:t>
-            </w:r>
-          </w:p>
-        </w:tc>
-        <w:tc>
-          <w:p>
-            <w:pPr>
-              <w:pStyle w:val="Compact"/>
-              <w:jc w:val="left"/>
-            </w:pPr>
-            <w:r>
               <w:t xml:space="preserve">equilibrio</w:t>
             </w:r>
           </w:p>
@@ -3784,28 +2780,6 @@
               <w:jc w:val="left"/>
             </w:pPr>
             <w:r>
-              <w:t xml:space="preserve">simetri</w:t>
-            </w:r>
-          </w:p>
-        </w:tc>
-        <w:tc>
-          <w:p>
-            <w:pPr>
-              <w:pStyle w:val="Compact"/>
-              <w:jc w:val="left"/>
-            </w:pPr>
-            <w:r>
-              <w:t xml:space="preserve">simetria</w:t>
-            </w:r>
-          </w:p>
-        </w:tc>
-        <w:tc>
-          <w:p>
-            <w:pPr>
-              <w:pStyle w:val="Compact"/>
-              <w:jc w:val="left"/>
-            </w:pPr>
-            <w:r>
               <w:t xml:space="preserve">simetría</w:t>
             </w:r>
           </w:p>
@@ -3863,28 +2837,6 @@
               <w:jc w:val="left"/>
             </w:pPr>
             <w:r>
-              <w:t xml:space="preserve">odak noktası</w:t>
-            </w:r>
-          </w:p>
-        </w:tc>
-        <w:tc>
-          <w:p>
-            <w:pPr>
-              <w:pStyle w:val="Compact"/>
-              <w:jc w:val="left"/>
-            </w:pPr>
-            <w:r>
-              <w:t xml:space="preserve">ponto focal</w:t>
-            </w:r>
-          </w:p>
-        </w:tc>
-        <w:tc>
-          <w:p>
-            <w:pPr>
-              <w:pStyle w:val="Compact"/>
-              <w:jc w:val="left"/>
-            </w:pPr>
-            <w:r>
               <w:t xml:space="preserve">punto focal</w:t>
             </w:r>
           </w:p>
@@ -3942,32 +2894,10 @@
               <w:jc w:val="left"/>
             </w:pPr>
             <w:r>
-              <w:t xml:space="preserve">ritim</w:t>
-            </w:r>
-          </w:p>
-        </w:tc>
-        <w:tc>
-          <w:p>
-            <w:pPr>
-              <w:pStyle w:val="Compact"/>
-              <w:jc w:val="left"/>
-            </w:pPr>
-            <w:r>
               <w:t xml:space="preserve">ritmo</w:t>
             </w:r>
           </w:p>
         </w:tc>
-        <w:tc>
-          <w:p>
-            <w:pPr>
-              <w:pStyle w:val="Compact"/>
-              <w:jc w:val="left"/>
-            </w:pPr>
-            <w:r>
-              <w:t xml:space="preserve">ritmo</w:t>
-            </w:r>
-          </w:p>
-        </w:tc>
       </w:tr>
       <w:tr>
         <w:tc>
@@ -4021,28 +2951,6 @@
               <w:jc w:val="left"/>
             </w:pPr>
             <w:r>
-              <w:t xml:space="preserve">oran</w:t>
-            </w:r>
-          </w:p>
-        </w:tc>
-        <w:tc>
-          <w:p>
-            <w:pPr>
-              <w:pStyle w:val="Compact"/>
-              <w:jc w:val="left"/>
-            </w:pPr>
-            <w:r>
-              <w:t xml:space="preserve">proporção</w:t>
-            </w:r>
-          </w:p>
-        </w:tc>
-        <w:tc>
-          <w:p>
-            <w:pPr>
-              <w:pStyle w:val="Compact"/>
-              <w:jc w:val="left"/>
-            </w:pPr>
-            <w:r>
               <w:t xml:space="preserve">proporción</w:t>
             </w:r>
           </w:p>
@@ -4100,32 +3008,10 @@
               <w:jc w:val="left"/>
             </w:pPr>
             <w:r>
-              <w:t xml:space="preserve">ölçek</w:t>
-            </w:r>
-          </w:p>
-        </w:tc>
-        <w:tc>
-          <w:p>
-            <w:pPr>
-              <w:pStyle w:val="Compact"/>
-              <w:jc w:val="left"/>
-            </w:pPr>
-            <w:r>
               <w:t xml:space="preserve">escala</w:t>
             </w:r>
           </w:p>
         </w:tc>
-        <w:tc>
-          <w:p>
-            <w:pPr>
-              <w:pStyle w:val="Compact"/>
-              <w:jc w:val="left"/>
-            </w:pPr>
-            <w:r>
-              <w:t xml:space="preserve">escala</w:t>
-            </w:r>
-          </w:p>
-        </w:tc>
       </w:tr>
       <w:tr>
         <w:tc>
@@ -4179,28 +3065,6 @@
               <w:jc w:val="left"/>
             </w:pPr>
             <w:r>
-              <w:t xml:space="preserve">kat planı</w:t>
-            </w:r>
-          </w:p>
-        </w:tc>
-        <w:tc>
-          <w:p>
-            <w:pPr>
-              <w:pStyle w:val="Compact"/>
-              <w:jc w:val="left"/>
-            </w:pPr>
-            <w:r>
-              <w:t xml:space="preserve">planta baixa</w:t>
-            </w:r>
-          </w:p>
-        </w:tc>
-        <w:tc>
-          <w:p>
-            <w:pPr>
-              <w:pStyle w:val="Compact"/>
-              <w:jc w:val="left"/>
-            </w:pPr>
-            <w:r>
               <w:t xml:space="preserve">plano de planta</w:t>
             </w:r>
           </w:p>
@@ -4258,28 +3122,6 @@
               <w:jc w:val="left"/>
             </w:pPr>
             <w:r>
-              <w:t xml:space="preserve">dolaşım (geçiş yolu)</w:t>
-            </w:r>
-          </w:p>
-        </w:tc>
-        <w:tc>
-          <w:p>
-            <w:pPr>
-              <w:pStyle w:val="Compact"/>
-              <w:jc w:val="left"/>
-            </w:pPr>
-            <w:r>
-              <w:t xml:space="preserve">fluxo de circulação</w:t>
-            </w:r>
-          </w:p>
-        </w:tc>
-        <w:tc>
-          <w:p>
-            <w:pPr>
-              <w:pStyle w:val="Compact"/>
-              <w:jc w:val="left"/>
-            </w:pPr>
-            <w:r>
               <w:t xml:space="preserve">flujo de circulación</w:t>
             </w:r>
           </w:p>
@@ -4337,32 +3179,10 @@
               <w:jc w:val="left"/>
             </w:pPr>
             <w:r>
-              <w:t xml:space="preserve">bölge</w:t>
-            </w:r>
-          </w:p>
-        </w:tc>
-        <w:tc>
-          <w:p>
-            <w:pPr>
-              <w:pStyle w:val="Compact"/>
-              <w:jc w:val="left"/>
-            </w:pPr>
-            <w:r>
               <w:t xml:space="preserve">zona</w:t>
             </w:r>
           </w:p>
         </w:tc>
-        <w:tc>
-          <w:p>
-            <w:pPr>
-              <w:pStyle w:val="Compact"/>
-              <w:jc w:val="left"/>
-            </w:pPr>
-            <w:r>
-              <w:t xml:space="preserve">zona</w:t>
-            </w:r>
-          </w:p>
-        </w:tc>
       </w:tr>
       <w:tr>
         <w:tc>
@@ -4416,28 +3236,6 @@
               <w:jc w:val="left"/>
             </w:pPr>
             <w:r>
-              <w:t xml:space="preserve">evrensel tasarım</w:t>
-            </w:r>
-          </w:p>
-        </w:tc>
-        <w:tc>
-          <w:p>
-            <w:pPr>
-              <w:pStyle w:val="Compact"/>
-              <w:jc w:val="left"/>
-            </w:pPr>
-            <w:r>
-              <w:t xml:space="preserve">design universal (desenho universal)</w:t>
-            </w:r>
-          </w:p>
-        </w:tc>
-        <w:tc>
-          <w:p>
-            <w:pPr>
-              <w:pStyle w:val="Compact"/>
-              <w:jc w:val="left"/>
-            </w:pPr>
-            <w:r>
               <w:t xml:space="preserve">diseño universal</w:t>
             </w:r>
           </w:p>
@@ -4495,32 +3293,10 @@
               <w:jc w:val="left"/>
             </w:pPr>
             <w:r>
-              <w:t xml:space="preserve">müşteri</w:t>
-            </w:r>
-          </w:p>
-        </w:tc>
-        <w:tc>
-          <w:p>
-            <w:pPr>
-              <w:pStyle w:val="Compact"/>
-              <w:jc w:val="left"/>
-            </w:pPr>
-            <w:r>
               <w:t xml:space="preserve">cliente</w:t>
             </w:r>
           </w:p>
         </w:tc>
-        <w:tc>
-          <w:p>
-            <w:pPr>
-              <w:pStyle w:val="Compact"/>
-              <w:jc w:val="left"/>
-            </w:pPr>
-            <w:r>
-              <w:t xml:space="preserve">cliente</w:t>
-            </w:r>
-          </w:p>
-        </w:tc>
       </w:tr>
       <w:tr>
         <w:tc>
@@ -4574,28 +3350,6 @@
               <w:jc w:val="left"/>
             </w:pPr>
             <w:r>
-              <w:t xml:space="preserve">bütçe</w:t>
-            </w:r>
-          </w:p>
-        </w:tc>
-        <w:tc>
-          <w:p>
-            <w:pPr>
-              <w:pStyle w:val="Compact"/>
-              <w:jc w:val="left"/>
-            </w:pPr>
-            <w:r>
-              <w:t xml:space="preserve">orçamento</w:t>
-            </w:r>
-          </w:p>
-        </w:tc>
-        <w:tc>
-          <w:p>
-            <w:pPr>
-              <w:pStyle w:val="Compact"/>
-              <w:jc w:val="left"/>
-            </w:pPr>
-            <w:r>
               <w:t xml:space="preserve">presupuesto</w:t>
             </w:r>
           </w:p>
@@ -4653,28 +3407,6 @@
               <w:jc w:val="left"/>
             </w:pPr>
             <w:r>
-              <w:t xml:space="preserve">maket</w:t>
-            </w:r>
-          </w:p>
-        </w:tc>
-        <w:tc>
-          <w:p>
-            <w:pPr>
-              <w:pStyle w:val="Compact"/>
-              <w:jc w:val="left"/>
-            </w:pPr>
-            <w:r>
-              <w:t xml:space="preserve">maquete</w:t>
-            </w:r>
-          </w:p>
-        </w:tc>
-        <w:tc>
-          <w:p>
-            <w:pPr>
-              <w:pStyle w:val="Compact"/>
-              <w:jc w:val="left"/>
-            </w:pPr>
-            <w:r>
               <w:t xml:space="preserve">maqueta</w:t>
             </w:r>
           </w:p>
@@ -4732,28 +3464,6 @@
               <w:jc w:val="left"/>
             </w:pPr>
             <w:r>
-              <w:t xml:space="preserve">prototip</w:t>
-            </w:r>
-          </w:p>
-        </w:tc>
-        <w:tc>
-          <w:p>
-            <w:pPr>
-              <w:pStyle w:val="Compact"/>
-              <w:jc w:val="left"/>
-            </w:pPr>
-            <w:r>
-              <w:t xml:space="preserve">protótipo</w:t>
-            </w:r>
-          </w:p>
-        </w:tc>
-        <w:tc>
-          <w:p>
-            <w:pPr>
-              <w:pStyle w:val="Compact"/>
-              <w:jc w:val="left"/>
-            </w:pPr>
-            <w:r>
               <w:t xml:space="preserve">prototipo</w:t>
             </w:r>
           </w:p>
@@ -4811,28 +3521,6 @@
               <w:jc w:val="left"/>
             </w:pPr>
             <w:r>
-              <w:t xml:space="preserve">iç mimar (iç tasarımcı)</w:t>
-            </w:r>
-          </w:p>
-        </w:tc>
-        <w:tc>
-          <w:p>
-            <w:pPr>
-              <w:pStyle w:val="Compact"/>
-              <w:jc w:val="left"/>
-            </w:pPr>
-            <w:r>
-              <w:t xml:space="preserve">designer de interiores</w:t>
-            </w:r>
-          </w:p>
-        </w:tc>
-        <w:tc>
-          <w:p>
-            <w:pPr>
-              <w:pStyle w:val="Compact"/>
-              <w:jc w:val="left"/>
-            </w:pPr>
-            <w:r>
               <w:t xml:space="preserve">diseñador de interiores</w:t>
             </w:r>
           </w:p>
@@ -4890,28 +3578,6 @@
               <w:jc w:val="left"/>
             </w:pPr>
             <w:r>
-              <w:t xml:space="preserve">mimar</w:t>
-            </w:r>
-          </w:p>
-        </w:tc>
-        <w:tc>
-          <w:p>
-            <w:pPr>
-              <w:pStyle w:val="Compact"/>
-              <w:jc w:val="left"/>
-            </w:pPr>
-            <w:r>
-              <w:t xml:space="preserve">arquiteto</w:t>
-            </w:r>
-          </w:p>
-        </w:tc>
-        <w:tc>
-          <w:p>
-            <w:pPr>
-              <w:pStyle w:val="Compact"/>
-              <w:jc w:val="left"/>
-            </w:pPr>
-            <w:r>
               <w:t xml:space="preserve">arquitecto</w:t>
             </w:r>
           </w:p>
@@ -4969,28 +3635,6 @@
               <w:jc w:val="left"/>
             </w:pPr>
             <w:r>
-              <w:t xml:space="preserve">müteahhit</w:t>
-            </w:r>
-          </w:p>
-        </w:tc>
-        <w:tc>
-          <w:p>
-            <w:pPr>
-              <w:pStyle w:val="Compact"/>
-              <w:jc w:val="left"/>
-            </w:pPr>
-            <w:r>
-              <w:t xml:space="preserve">empreiteiro</w:t>
-            </w:r>
-          </w:p>
-        </w:tc>
-        <w:tc>
-          <w:p>
-            <w:pPr>
-              <w:pStyle w:val="Compact"/>
-              <w:jc w:val="left"/>
-            </w:pPr>
-            <w:r>
               <w:t xml:space="preserve">contratista</w:t>
             </w:r>
           </w:p>
@@ -5038,28 +3682,6 @@
             </w:pPr>
             <w:r>
               <w:t xml:space="preserve">A very small home, often under 400 square feet, with every zone squeezed into one space.</w:t>
-            </w:r>
-          </w:p>
-        </w:tc>
-        <w:tc>
-          <w:p>
-            <w:pPr>
-              <w:pStyle w:val="Compact"/>
-              <w:jc w:val="left"/>
-            </w:pPr>
-            <w:r>
-              <w:t xml:space="preserve">mini ev (küçük ev)</w:t>
-            </w:r>
-          </w:p>
-        </w:tc>
-        <w:tc>
-          <w:p>
-            <w:pPr>
-              <w:pStyle w:val="Compact"/>
-              <w:jc w:val="left"/>
-            </w:pPr>
-            <w:r>
-              <w:t xml:space="preserve">casa minúscula (mini casa)</w:t>
             </w:r>
           </w:p>
         </w:tc>
@@ -5111,10 +3733,8 @@
         <w:tblLook w:firstRow="1"/>
       </w:tblPr>
       <w:tblGrid>
-        <w:gridCol w:w="1980"/>
-        <w:gridCol w:w="1980"/>
-        <w:gridCol w:w="1980"/>
-        <w:gridCol w:w="1980"/>
+        <w:gridCol w:w="3960"/>
+        <w:gridCol w:w="3960"/>
       </w:tblGrid>
       <w:tr>
         <w:trPr>
@@ -5150,40 +3770,6 @@
               <w:jc w:val="left"/>
             </w:pPr>
             <w:r>
-              <w:t xml:space="preserve">Turkish</w:t>
-            </w:r>
-          </w:p>
-        </w:tc>
-        <w:tc>
-          <w:tcPr>
-            <w:tcBorders>
-              <w:bottom w:val="single"/>
-            </w:tcBorders>
-            <w:vAlign w:val="bottom"/>
-          </w:tcPr>
-          <w:p>
-            <w:pPr>
-              <w:pStyle w:val="Compact"/>
-              <w:jc w:val="left"/>
-            </w:pPr>
-            <w:r>
-              <w:t xml:space="preserve">Portuguese</w:t>
-            </w:r>
-          </w:p>
-        </w:tc>
-        <w:tc>
-          <w:tcPr>
-            <w:tcBorders>
-              <w:bottom w:val="single"/>
-            </w:tcBorders>
-            <w:vAlign w:val="bottom"/>
-          </w:tcPr>
-          <w:p>
-            <w:pPr>
-              <w:pStyle w:val="Compact"/>
-              <w:jc w:val="left"/>
-            </w:pPr>
-            <w:r>
               <w:t xml:space="preserve">Spanish</w:t>
             </w:r>
           </w:p>
@@ -5208,28 +3794,6 @@
               <w:jc w:val="left"/>
             </w:pPr>
             <w:r>
-              <w:t xml:space="preserve">Müşterim ___ ve ___ ihtiyacı var.</w:t>
-            </w:r>
-          </w:p>
-        </w:tc>
-        <w:tc>
-          <w:p>
-            <w:pPr>
-              <w:pStyle w:val="Compact"/>
-              <w:jc w:val="left"/>
-            </w:pPr>
-            <w:r>
-              <w:t xml:space="preserve">Meu cliente é ___ e precisa de ___.</w:t>
-            </w:r>
-          </w:p>
-        </w:tc>
-        <w:tc>
-          <w:p>
-            <w:pPr>
-              <w:pStyle w:val="Compact"/>
-              <w:jc w:val="left"/>
-            </w:pPr>
-            <w:r>
               <w:t xml:space="preserve">Mi cliente es ___ y necesita ___.</w:t>
             </w:r>
           </w:p>
@@ -5254,28 +3818,6 @@
               <w:jc w:val="left"/>
             </w:pPr>
             <w:r>
-              <w:t xml:space="preserve">___ renkleri seçtim çünkü odanın duygusu ___.</w:t>
-            </w:r>
-          </w:p>
-        </w:tc>
-        <w:tc>
-          <w:p>
-            <w:pPr>
-              <w:pStyle w:val="Compact"/>
-              <w:jc w:val="left"/>
-            </w:pPr>
-            <w:r>
-              <w:t xml:space="preserve">Escolhi as cores ___ porque o clima do quarto é ___.</w:t>
-            </w:r>
-          </w:p>
-        </w:tc>
-        <w:tc>
-          <w:p>
-            <w:pPr>
-              <w:pStyle w:val="Compact"/>
-              <w:jc w:val="left"/>
-            </w:pPr>
-            <w:r>
               <w:t xml:space="preserve">Elegí los colores ___ porque el ambiente es ___.</w:t>
             </w:r>
           </w:p>
@@ -5300,28 +3842,6 @@
               <w:jc w:val="left"/>
             </w:pPr>
             <w:r>
-              <w:t xml:space="preserve">Odanın odak noktası ___.</w:t>
-            </w:r>
-          </w:p>
-        </w:tc>
-        <w:tc>
-          <w:p>
-            <w:pPr>
-              <w:pStyle w:val="Compact"/>
-              <w:jc w:val="left"/>
-            </w:pPr>
-            <w:r>
-              <w:t xml:space="preserve">O ponto focal do quarto é ___.</w:t>
-            </w:r>
-          </w:p>
-        </w:tc>
-        <w:tc>
-          <w:p>
-            <w:pPr>
-              <w:pStyle w:val="Compact"/>
-              <w:jc w:val="left"/>
-            </w:pPr>
-            <w:r>
               <w:t xml:space="preserve">El punto focal de la habitación es ___.</w:t>
             </w:r>
           </w:p>
@@ -5346,28 +3866,6 @@
               <w:jc w:val="left"/>
             </w:pPr>
             <w:r>
-              <w:t xml:space="preserve">Dolaşım yolu ___ noktasından ___ noktasına engelsiz gider.</w:t>
-            </w:r>
-          </w:p>
-        </w:tc>
-        <w:tc>
-          <w:p>
-            <w:pPr>
-              <w:pStyle w:val="Compact"/>
-              <w:jc w:val="left"/>
-            </w:pPr>
-            <w:r>
-              <w:t xml:space="preserve">O fluxo de circulação vai de ___ até ___ sem nada no caminho.</w:t>
-            </w:r>
-          </w:p>
-        </w:tc>
-        <w:tc>
-          <w:p>
-            <w:pPr>
-              <w:pStyle w:val="Compact"/>
-              <w:jc w:val="left"/>
-            </w:pPr>
-            <w:r>
               <w:t xml:space="preserve">El flujo de circulación va de ___ a ___ sin nada en medio.</w:t>
             </w:r>
           </w:p>
@@ -5392,25 +3890,14 @@
               <w:jc w:val="left"/>
             </w:pPr>
             <w:r>
-              <w:t xml:space="preserve">___ dolarlık bütçemin ___ dolarını harcadım. En büyük kalem ___ oldu.</w:t>
-            </w:r>
-          </w:p>
-        </w:tc>
-        <w:tc>
-          <w:p>
-            <w:pPr>
-              <w:pStyle w:val="Compact"/>
-              <w:jc w:val="left"/>
-            </w:pPr>
-            <w:r>
-              <w:t xml:space="preserve">Gastei $___ do meu orçamento de $</w:t>
+              <w:t xml:space="preserve">Gasté $___ de mi presupuesto de $</w:t>
             </w:r>
             <w:r>
               <w:rPr>
                 <w:i/>
                 <w:b/>
               </w:rPr>
-              <w:t xml:space="preserve">. O item mais caro foi</w:t>
+              <w:t xml:space="preserve">. El artículo más caro fue</w:t>
             </w:r>
             <w:r>
               <w:rPr>
@@ -5424,34 +3911,6 @@
             </w:r>
           </w:p>
         </w:tc>
-        <w:tc>
-          <w:p>
-            <w:pPr>
-              <w:pStyle w:val="Compact"/>
-              <w:jc w:val="left"/>
-            </w:pPr>
-            <w:r>
-              <w:t xml:space="preserve">Gasté $___ de mi presupuesto de $</w:t>
-            </w:r>
-            <w:r>
-              <w:rPr>
-                <w:i/>
-                <w:b/>
-              </w:rPr>
-              <w:t xml:space="preserve">. El artículo más caro fue</w:t>
-            </w:r>
-            <w:r>
-              <w:rPr>
-                <w:i/>
-                <w:b/>
-              </w:rPr>
-              <w:t xml:space="preserve"> </w:t>
-            </w:r>
-            <w:r>
-              <w:t xml:space="preserve">.</w:t>
-            </w:r>
-          </w:p>
-        </w:tc>
       </w:tr>
       <w:tr>
         <w:tc>
@@ -5462,28 +3921,6 @@
             </w:pPr>
             <w:r>
               <w:t xml:space="preserve">One safe or green choice I made is ___.</w:t>
-            </w:r>
-          </w:p>
-        </w:tc>
-        <w:tc>
-          <w:p>
-            <w:pPr>
-              <w:pStyle w:val="Compact"/>
-              <w:jc w:val="left"/>
-            </w:pPr>
-            <w:r>
-              <w:t xml:space="preserve">Yaptığım güvenli ya da çevre dostu bir seçim ___.</w:t>
-            </w:r>
-          </w:p>
-        </w:tc>
-        <w:tc>
-          <w:p>
-            <w:pPr>
-              <w:pStyle w:val="Compact"/>
-              <w:jc w:val="left"/>
-            </w:pPr>
-            <w:r>
-              <w:t xml:space="preserve">Uma escolha segura ou sustentável que fiz foi ___.</w:t>
             </w:r>
           </w:p>
         </w:tc>
@@ -5517,10 +3954,8 @@
         <w:tblLook w:firstRow="1"/>
       </w:tblPr>
       <w:tblGrid>
-        <w:gridCol w:w="1980"/>
-        <w:gridCol w:w="1980"/>
-        <w:gridCol w:w="1980"/>
-        <w:gridCol w:w="1980"/>
+        <w:gridCol w:w="3960"/>
+        <w:gridCol w:w="3960"/>
       </w:tblGrid>
       <w:tr>
         <w:trPr>
@@ -5556,40 +3991,6 @@
               <w:jc w:val="left"/>
             </w:pPr>
             <w:r>
-              <w:t xml:space="preserve">Turkish</w:t>
-            </w:r>
-          </w:p>
-        </w:tc>
-        <w:tc>
-          <w:tcPr>
-            <w:tcBorders>
-              <w:bottom w:val="single"/>
-            </w:tcBorders>
-            <w:vAlign w:val="bottom"/>
-          </w:tcPr>
-          <w:p>
-            <w:pPr>
-              <w:pStyle w:val="Compact"/>
-              <w:jc w:val="left"/>
-            </w:pPr>
-            <w:r>
-              <w:t xml:space="preserve">Portuguese</w:t>
-            </w:r>
-          </w:p>
-        </w:tc>
-        <w:tc>
-          <w:tcPr>
-            <w:tcBorders>
-              <w:bottom w:val="single"/>
-            </w:tcBorders>
-            <w:vAlign w:val="bottom"/>
-          </w:tcPr>
-          <w:p>
-            <w:pPr>
-              <w:pStyle w:val="Compact"/>
-              <w:jc w:val="left"/>
-            </w:pPr>
-            <w:r>
               <w:t xml:space="preserve">Spanish</w:t>
             </w:r>
           </w:p>
@@ -5614,28 +4015,6 @@
               <w:jc w:val="left"/>
             </w:pPr>
             <w:r>
-              <w:t xml:space="preserve">Bu odada işe yarayan bir şey ___.</w:t>
-            </w:r>
-          </w:p>
-        </w:tc>
-        <w:tc>
-          <w:p>
-            <w:pPr>
-              <w:pStyle w:val="Compact"/>
-              <w:jc w:val="left"/>
-            </w:pPr>
-            <w:r>
-              <w:t xml:space="preserve">Uma coisa que funciona neste quarto é ___.</w:t>
-            </w:r>
-          </w:p>
-        </w:tc>
-        <w:tc>
-          <w:p>
-            <w:pPr>
-              <w:pStyle w:val="Compact"/>
-              <w:jc w:val="left"/>
-            </w:pPr>
-            <w:r>
               <w:t xml:space="preserve">Algo que funciona en esta habitación es ___.</w:t>
             </w:r>
           </w:p>
@@ -5650,28 +4029,6 @@
             </w:pPr>
             <w:r>
               <w:t xml:space="preserve">I can see the principle of ___ in ___.</w:t>
-            </w:r>
-          </w:p>
-        </w:tc>
-        <w:tc>
-          <w:p>
-            <w:pPr>
-              <w:pStyle w:val="Compact"/>
-              <w:jc w:val="left"/>
-            </w:pPr>
-            <w:r>
-              <w:t xml:space="preserve">___ ilkesini ___ kısmında görebiliyorum.</w:t>
-            </w:r>
-          </w:p>
-        </w:tc>
-        <w:tc>
-          <w:p>
-            <w:pPr>
-              <w:pStyle w:val="Compact"/>
-              <w:jc w:val="left"/>
-            </w:pPr>
-            <w:r>
-              <w:t xml:space="preserve">Eu vejo o princípio de ___ em ___.</w:t>
             </w:r>
           </w:p>
         </w:tc>
@@ -5726,18 +4083,7 @@
               <w:jc w:val="left"/>
             </w:pPr>
             <w:r>
-              <w:t xml:space="preserve">Müşterinin ___ ihtiyacı vardı ve bunu ___ kısmında görüyorum.</w:t>
-            </w:r>
-          </w:p>
-        </w:tc>
-        <w:tc>
-          <w:p>
-            <w:pPr>
-              <w:pStyle w:val="Compact"/>
-              <w:jc w:val="left"/>
-            </w:pPr>
-            <w:r>
-              <w:t xml:space="preserve">O cliente precisava de</w:t>
+              <w:t xml:space="preserve">El cliente necesitaba</w:t>
             </w:r>
             <w:r>
               <w:t xml:space="preserve"> </w:t>
@@ -5747,7 +4093,7 @@
                 <w:i/>
                 <w:b/>
               </w:rPr>
-              <w:t xml:space="preserve">, e eu vejo isso em</w:t>
+              <w:t xml:space="preserve">, y lo veo en</w:t>
             </w:r>
             <w:r>
               <w:rPr>
@@ -5761,37 +4107,6 @@
             </w:r>
           </w:p>
         </w:tc>
-        <w:tc>
-          <w:p>
-            <w:pPr>
-              <w:pStyle w:val="Compact"/>
-              <w:jc w:val="left"/>
-            </w:pPr>
-            <w:r>
-              <w:t xml:space="preserve">El cliente necesitaba</w:t>
-            </w:r>
-            <w:r>
-              <w:t xml:space="preserve"> </w:t>
-            </w:r>
-            <w:r>
-              <w:rPr>
-                <w:i/>
-                <w:b/>
-              </w:rPr>
-              <w:t xml:space="preserve">, y lo veo en</w:t>
-            </w:r>
-            <w:r>
-              <w:rPr>
-                <w:i/>
-                <w:b/>
-              </w:rPr>
-              <w:t xml:space="preserve"> </w:t>
-            </w:r>
-            <w:r>
-              <w:t xml:space="preserve">.</w:t>
-            </w:r>
-          </w:p>
-        </w:tc>
       </w:tr>
       <w:tr>
         <w:tc>
@@ -5812,28 +4127,6 @@
               <w:jc w:val="left"/>
             </w:pPr>
             <w:r>
-              <w:t xml:space="preserve">Plan hakkında bir sorum var: ___.</w:t>
-            </w:r>
-          </w:p>
-        </w:tc>
-        <w:tc>
-          <w:p>
-            <w:pPr>
-              <w:pStyle w:val="Compact"/>
-              <w:jc w:val="left"/>
-            </w:pPr>
-            <w:r>
-              <w:t xml:space="preserve">Uma pergunta que tenho sobre o plano é ___.</w:t>
-            </w:r>
-          </w:p>
-        </w:tc>
-        <w:tc>
-          <w:p>
-            <w:pPr>
-              <w:pStyle w:val="Compact"/>
-              <w:jc w:val="left"/>
-            </w:pPr>
-            <w:r>
               <w:t xml:space="preserve">Una pregunta que tengo sobre el plano es ___.</w:t>
             </w:r>
           </w:p>
@@ -5848,28 +4141,6 @@
             </w:pPr>
             <w:r>
               <w:t xml:space="preserve">Next time, try ___.</w:t>
-            </w:r>
-          </w:p>
-        </w:tc>
-        <w:tc>
-          <w:p>
-            <w:pPr>
-              <w:pStyle w:val="Compact"/>
-              <w:jc w:val="left"/>
-            </w:pPr>
-            <w:r>
-              <w:t xml:space="preserve">Bir dahaki sefere ___ dene.</w:t>
-            </w:r>
-          </w:p>
-        </w:tc>
-        <w:tc>
-          <w:p>
-            <w:pPr>
-              <w:pStyle w:val="Compact"/>
-              <w:jc w:val="left"/>
-            </w:pPr>
-            <w:r>
-              <w:t xml:space="preserve">Da próxima vez, tente ___.</w:t>
             </w:r>
           </w:p>
         </w:tc>
@@ -5903,10 +4174,8 @@
         <w:tblLook w:firstRow="1"/>
       </w:tblPr>
       <w:tblGrid>
-        <w:gridCol w:w="1980"/>
-        <w:gridCol w:w="1980"/>
-        <w:gridCol w:w="1980"/>
-        <w:gridCol w:w="1980"/>
+        <w:gridCol w:w="3960"/>
+        <w:gridCol w:w="3960"/>
       </w:tblGrid>
       <w:tr>
         <w:trPr>
@@ -5942,40 +4211,6 @@
               <w:jc w:val="left"/>
             </w:pPr>
             <w:r>
-              <w:t xml:space="preserve">Turkish</w:t>
-            </w:r>
-          </w:p>
-        </w:tc>
-        <w:tc>
-          <w:tcPr>
-            <w:tcBorders>
-              <w:bottom w:val="single"/>
-            </w:tcBorders>
-            <w:vAlign w:val="bottom"/>
-          </w:tcPr>
-          <w:p>
-            <w:pPr>
-              <w:pStyle w:val="Compact"/>
-              <w:jc w:val="left"/>
-            </w:pPr>
-            <w:r>
-              <w:t xml:space="preserve">Portuguese</w:t>
-            </w:r>
-          </w:p>
-        </w:tc>
-        <w:tc>
-          <w:tcPr>
-            <w:tcBorders>
-              <w:bottom w:val="single"/>
-            </w:tcBorders>
-            <w:vAlign w:val="bottom"/>
-          </w:tcPr>
-          <w:p>
-            <w:pPr>
-              <w:pStyle w:val="Compact"/>
-              <w:jc w:val="left"/>
-            </w:pPr>
-            <w:r>
               <w:t xml:space="preserve">Spanish</w:t>
             </w:r>
           </w:p>
@@ -6000,28 +4235,6 @@
               <w:jc w:val="left"/>
             </w:pPr>
             <w:r>
-              <w:t xml:space="preserve">Sorun şu: ___.</w:t>
-            </w:r>
-          </w:p>
-        </w:tc>
-        <w:tc>
-          <w:p>
-            <w:pPr>
-              <w:pStyle w:val="Compact"/>
-              <w:jc w:val="left"/>
-            </w:pPr>
-            <w:r>
-              <w:t xml:space="preserve">O problema é ___.</w:t>
-            </w:r>
-          </w:p>
-        </w:tc>
-        <w:tc>
-          <w:p>
-            <w:pPr>
-              <w:pStyle w:val="Compact"/>
-              <w:jc w:val="left"/>
-            </w:pPr>
-            <w:r>
               <w:t xml:space="preserve">El problema es ___.</w:t>
             </w:r>
           </w:p>
@@ -6046,28 +4259,6 @@
               <w:jc w:val="left"/>
             </w:pPr>
             <w:r>
-              <w:t xml:space="preserve">Önce ___ kapatırım ve ___ kontrol ederim.</w:t>
-            </w:r>
-          </w:p>
-        </w:tc>
-        <w:tc>
-          <w:p>
-            <w:pPr>
-              <w:pStyle w:val="Compact"/>
-              <w:jc w:val="left"/>
-            </w:pPr>
-            <w:r>
-              <w:t xml:space="preserve">Primeiro eu desligo ___ e verifico ___.</w:t>
-            </w:r>
-          </w:p>
-        </w:tc>
-        <w:tc>
-          <w:p>
-            <w:pPr>
-              <w:pStyle w:val="Compact"/>
-              <w:jc w:val="left"/>
-            </w:pPr>
-            <w:r>
               <w:t xml:space="preserve">Primero apago ___ y reviso ___.</w:t>
             </w:r>
           </w:p>
@@ -6082,28 +4273,6 @@
             </w:pPr>
             <w:r>
               <w:t xml:space="preserve">The tool I need is ___.</w:t>
-            </w:r>
-          </w:p>
-        </w:tc>
-        <w:tc>
-          <w:p>
-            <w:pPr>
-              <w:pStyle w:val="Compact"/>
-              <w:jc w:val="left"/>
-            </w:pPr>
-            <w:r>
-              <w:t xml:space="preserve">İhtiyacım olan alet ___.</w:t>
-            </w:r>
-          </w:p>
-        </w:tc>
-        <w:tc>
-          <w:p>
-            <w:pPr>
-              <w:pStyle w:val="Compact"/>
-              <w:jc w:val="left"/>
-            </w:pPr>
-            <w:r>
-              <w:t xml:space="preserve">A ferramenta de que preciso é ___.</w:t>
             </w:r>
           </w:p>
         </w:tc>
@@ -6158,18 +4327,7 @@
               <w:jc w:val="left"/>
             </w:pPr>
             <w:r>
-              <w:t xml:space="preserve">Bunu ___ yaparak düzelttim. İşe yaradı çünkü ___.</w:t>
-            </w:r>
-          </w:p>
-        </w:tc>
-        <w:tc>
-          <w:p>
-            <w:pPr>
-              <w:pStyle w:val="Compact"/>
-              <w:jc w:val="left"/>
-            </w:pPr>
-            <w:r>
-              <w:t xml:space="preserve">Eu consertei</w:t>
+              <w:t xml:space="preserve">Lo arreglé</w:t>
             </w:r>
             <w:r>
               <w:t xml:space="preserve"> </w:t>
@@ -6179,7 +4337,7 @@
                 <w:i/>
                 <w:b/>
               </w:rPr>
-              <w:t xml:space="preserve">. Funcionou porque</w:t>
+              <w:t xml:space="preserve">. Funcionó porque</w:t>
             </w:r>
             <w:r>
               <w:rPr>
@@ -6193,37 +4351,6 @@
             </w:r>
           </w:p>
         </w:tc>
-        <w:tc>
-          <w:p>
-            <w:pPr>
-              <w:pStyle w:val="Compact"/>
-              <w:jc w:val="left"/>
-            </w:pPr>
-            <w:r>
-              <w:t xml:space="preserve">Lo arreglé</w:t>
-            </w:r>
-            <w:r>
-              <w:t xml:space="preserve"> </w:t>
-            </w:r>
-            <w:r>
-              <w:rPr>
-                <w:i/>
-                <w:b/>
-              </w:rPr>
-              <w:t xml:space="preserve">. Funcionó porque</w:t>
-            </w:r>
-            <w:r>
-              <w:rPr>
-                <w:i/>
-                <w:b/>
-              </w:rPr>
-              <w:t xml:space="preserve"> </w:t>
-            </w:r>
-            <w:r>
-              <w:t xml:space="preserve">.</w:t>
-            </w:r>
-          </w:p>
-        </w:tc>
       </w:tr>
       <w:tr>
         <w:tc>
@@ -6244,28 +4371,6 @@
               <w:jc w:val="left"/>
             </w:pPr>
             <w:r>
-              <w:t xml:space="preserve">___ olursa bir yetişkini ya da bir ustayı çağırırım.</w:t>
-            </w:r>
-          </w:p>
-        </w:tc>
-        <w:tc>
-          <w:p>
-            <w:pPr>
-              <w:pStyle w:val="Compact"/>
-              <w:jc w:val="left"/>
-            </w:pPr>
-            <w:r>
-              <w:t xml:space="preserve">Eu chamaria um adulto ou um profissional se ___.</w:t>
-            </w:r>
-          </w:p>
-        </w:tc>
-        <w:tc>
-          <w:p>
-            <w:pPr>
-              <w:pStyle w:val="Compact"/>
-              <w:jc w:val="left"/>
-            </w:pPr>
-            <w:r>
               <w:t xml:space="preserve">Llamaría a un adulto o a un profesional si ___.</w:t>
             </w:r>
           </w:p>
@@ -6280,28 +4385,6 @@
             </w:pPr>
             <w:r>
               <w:t xml:space="preserve">To keep it from happening again, ___.</w:t>
-            </w:r>
-          </w:p>
-        </w:tc>
-        <w:tc>
-          <w:p>
-            <w:pPr>
-              <w:pStyle w:val="Compact"/>
-              <w:jc w:val="left"/>
-            </w:pPr>
-            <w:r>
-              <w:t xml:space="preserve">Tekrar olmaması için ___.</w:t>
-            </w:r>
-          </w:p>
-        </w:tc>
-        <w:tc>
-          <w:p>
-            <w:pPr>
-              <w:pStyle w:val="Compact"/>
-              <w:jc w:val="left"/>
-            </w:pPr>
-            <w:r>
-              <w:t xml:space="preserve">Para não acontecer de novo, ___.</w:t>
             </w:r>
           </w:p>
         </w:tc>

--- a/downloads/documents/04 Units/Unit 04 - Environmental Design and Management - Spaces We Live In/Vocabulary 04.docx
+++ b/downloads/documents/04 Units/Unit 04 - Environmental Design and Management - Spaces We Live In/Vocabulary 04.docx
@@ -17,7 +17,7 @@
         <w:pStyle w:val="FirstParagraph"/>
       </w:pPr>
       <w:r>
-        <w:t xml:space="preserve">Unit 4, Environmental Design and Management. The unit’s 61 Tier 3 words across the four topics, with a one-line definition written for a grade 6 to 7 reader and a Spanish column.</w:t>
+        <w:t xml:space="preserve">Unit 4, Environmental Design and Management. The unit’s 69 Tier 3 words across the four topics, with a one-line definition written for a grade 6 to 7 reader and a Spanish column.</w:t>
       </w:r>
     </w:p>
     <w:p>
@@ -3693,6 +3693,462 @@
             </w:pPr>
             <w:r>
               <w:t xml:space="preserve">casa diminuta (mini casa)</w:t>
+            </w:r>
+          </w:p>
+        </w:tc>
+      </w:tr>
+      <w:tr>
+        <w:tc>
+          <w:p>
+            <w:pPr>
+              <w:pStyle w:val="Compact"/>
+              <w:jc w:val="left"/>
+            </w:pPr>
+            <w:r>
+              <w:t xml:space="preserve">62</w:t>
+            </w:r>
+          </w:p>
+        </w:tc>
+        <w:tc>
+          <w:p>
+            <w:pPr>
+              <w:pStyle w:val="Compact"/>
+              <w:jc w:val="left"/>
+            </w:pPr>
+            <w:r>
+              <w:t xml:space="preserve">4.1</w:t>
+            </w:r>
+          </w:p>
+        </w:tc>
+        <w:tc>
+          <w:p>
+            <w:pPr>
+              <w:pStyle w:val="Compact"/>
+              <w:jc w:val="left"/>
+            </w:pPr>
+            <w:r>
+              <w:t xml:space="preserve">townhouse</w:t>
+            </w:r>
+          </w:p>
+        </w:tc>
+        <w:tc>
+          <w:p>
+            <w:pPr>
+              <w:pStyle w:val="Compact"/>
+              <w:jc w:val="left"/>
+            </w:pPr>
+            <w:r>
+              <w:t xml:space="preserve">A home attached to the next one on one or two sides. You own the unit and usually a small yard.</w:t>
+            </w:r>
+          </w:p>
+        </w:tc>
+        <w:tc>
+          <w:p>
+            <w:pPr>
+              <w:pStyle w:val="Compact"/>
+              <w:jc w:val="left"/>
+            </w:pPr>
+            <w:r>
+              <w:t xml:space="preserve">casa adosada</w:t>
+            </w:r>
+          </w:p>
+        </w:tc>
+      </w:tr>
+      <w:tr>
+        <w:tc>
+          <w:p>
+            <w:pPr>
+              <w:pStyle w:val="Compact"/>
+              <w:jc w:val="left"/>
+            </w:pPr>
+            <w:r>
+              <w:t xml:space="preserve">63</w:t>
+            </w:r>
+          </w:p>
+        </w:tc>
+        <w:tc>
+          <w:p>
+            <w:pPr>
+              <w:pStyle w:val="Compact"/>
+              <w:jc w:val="left"/>
+            </w:pPr>
+            <w:r>
+              <w:t xml:space="preserve">4.1</w:t>
+            </w:r>
+          </w:p>
+        </w:tc>
+        <w:tc>
+          <w:p>
+            <w:pPr>
+              <w:pStyle w:val="Compact"/>
+              <w:jc w:val="left"/>
+            </w:pPr>
+            <w:r>
+              <w:t xml:space="preserve">manufactured home</w:t>
+            </w:r>
+          </w:p>
+        </w:tc>
+        <w:tc>
+          <w:p>
+            <w:pPr>
+              <w:pStyle w:val="Compact"/>
+              <w:jc w:val="left"/>
+            </w:pPr>
+            <w:r>
+              <w:t xml:space="preserve">A home built in a factory and moved to a lot. You often own the home and rent the lot.</w:t>
+            </w:r>
+          </w:p>
+        </w:tc>
+        <w:tc>
+          <w:p>
+            <w:pPr>
+              <w:pStyle w:val="Compact"/>
+              <w:jc w:val="left"/>
+            </w:pPr>
+            <w:r>
+              <w:t xml:space="preserve">casa prefabricada (casa móvil)</w:t>
+            </w:r>
+          </w:p>
+        </w:tc>
+      </w:tr>
+      <w:tr>
+        <w:tc>
+          <w:p>
+            <w:pPr>
+              <w:pStyle w:val="Compact"/>
+              <w:jc w:val="left"/>
+            </w:pPr>
+            <w:r>
+              <w:t xml:space="preserve">64</w:t>
+            </w:r>
+          </w:p>
+        </w:tc>
+        <w:tc>
+          <w:p>
+            <w:pPr>
+              <w:pStyle w:val="Compact"/>
+              <w:jc w:val="left"/>
+            </w:pPr>
+            <w:r>
+              <w:t xml:space="preserve">4.2</w:t>
+            </w:r>
+          </w:p>
+        </w:tc>
+        <w:tc>
+          <w:p>
+            <w:pPr>
+              <w:pStyle w:val="Compact"/>
+              <w:jc w:val="left"/>
+            </w:pPr>
+            <w:r>
+              <w:t xml:space="preserve">clearance</w:t>
+            </w:r>
+          </w:p>
+        </w:tc>
+        <w:tc>
+          <w:p>
+            <w:pPr>
+              <w:pStyle w:val="Compact"/>
+              <w:jc w:val="left"/>
+            </w:pPr>
+            <w:r>
+              <w:t xml:space="preserve">The open space a person needs to get past or around something: 36 inches for a walker or wheelchair path, 30 inches everywhere else.</w:t>
+            </w:r>
+          </w:p>
+        </w:tc>
+        <w:tc>
+          <w:p>
+            <w:pPr>
+              <w:pStyle w:val="Compact"/>
+              <w:jc w:val="left"/>
+            </w:pPr>
+            <w:r>
+              <w:t xml:space="preserve">espacio libre (holgura)</w:t>
+            </w:r>
+          </w:p>
+        </w:tc>
+      </w:tr>
+      <w:tr>
+        <w:tc>
+          <w:p>
+            <w:pPr>
+              <w:pStyle w:val="Compact"/>
+              <w:jc w:val="left"/>
+            </w:pPr>
+            <w:r>
+              <w:t xml:space="preserve">65</w:t>
+            </w:r>
+          </w:p>
+        </w:tc>
+        <w:tc>
+          <w:p>
+            <w:pPr>
+              <w:pStyle w:val="Compact"/>
+              <w:jc w:val="left"/>
+            </w:pPr>
+            <w:r>
+              <w:t xml:space="preserve">4.2</w:t>
+            </w:r>
+          </w:p>
+        </w:tc>
+        <w:tc>
+          <w:p>
+            <w:pPr>
+              <w:pStyle w:val="Compact"/>
+              <w:jc w:val="left"/>
+            </w:pPr>
+            <w:r>
+              <w:t xml:space="preserve">turning circle</w:t>
+            </w:r>
+          </w:p>
+        </w:tc>
+        <w:tc>
+          <w:p>
+            <w:pPr>
+              <w:pStyle w:val="Compact"/>
+              <w:jc w:val="left"/>
+            </w:pPr>
+            <w:r>
+              <w:t xml:space="preserve">The circle a wheelchair needs to turn all the way around: 5 feet (60 inches) across.</w:t>
+            </w:r>
+          </w:p>
+        </w:tc>
+        <w:tc>
+          <w:p>
+            <w:pPr>
+              <w:pStyle w:val="Compact"/>
+              <w:jc w:val="left"/>
+            </w:pPr>
+            <w:r>
+              <w:t xml:space="preserve">círculo de giro</w:t>
+            </w:r>
+          </w:p>
+        </w:tc>
+      </w:tr>
+      <w:tr>
+        <w:tc>
+          <w:p>
+            <w:pPr>
+              <w:pStyle w:val="Compact"/>
+              <w:jc w:val="left"/>
+            </w:pPr>
+            <w:r>
+              <w:t xml:space="preserve">66</w:t>
+            </w:r>
+          </w:p>
+        </w:tc>
+        <w:tc>
+          <w:p>
+            <w:pPr>
+              <w:pStyle w:val="Compact"/>
+              <w:jc w:val="left"/>
+            </w:pPr>
+            <w:r>
+              <w:t xml:space="preserve">4.2</w:t>
+            </w:r>
+          </w:p>
+        </w:tc>
+        <w:tc>
+          <w:p>
+            <w:pPr>
+              <w:pStyle w:val="Compact"/>
+              <w:jc w:val="left"/>
+            </w:pPr>
+            <w:r>
+              <w:t xml:space="preserve">elevation</w:t>
+            </w:r>
+          </w:p>
+        </w:tc>
+        <w:tc>
+          <w:p>
+            <w:pPr>
+              <w:pStyle w:val="Compact"/>
+              <w:jc w:val="left"/>
+            </w:pPr>
+            <w:r>
+              <w:t xml:space="preserve">A drawing of one wall of a room seen straight on, so you can see heights: the window, the door, the furniture against it.</w:t>
+            </w:r>
+          </w:p>
+        </w:tc>
+        <w:tc>
+          <w:p>
+            <w:pPr>
+              <w:pStyle w:val="Compact"/>
+              <w:jc w:val="left"/>
+            </w:pPr>
+            <w:r>
+              <w:t xml:space="preserve">alzado (elevación)</w:t>
+            </w:r>
+          </w:p>
+        </w:tc>
+      </w:tr>
+      <w:tr>
+        <w:tc>
+          <w:p>
+            <w:pPr>
+              <w:pStyle w:val="Compact"/>
+              <w:jc w:val="left"/>
+            </w:pPr>
+            <w:r>
+              <w:t xml:space="preserve">67</w:t>
+            </w:r>
+          </w:p>
+        </w:tc>
+        <w:tc>
+          <w:p>
+            <w:pPr>
+              <w:pStyle w:val="Compact"/>
+              <w:jc w:val="left"/>
+            </w:pPr>
+            <w:r>
+              <w:t xml:space="preserve">4.4</w:t>
+            </w:r>
+          </w:p>
+        </w:tc>
+        <w:tc>
+          <w:p>
+            <w:pPr>
+              <w:pStyle w:val="Compact"/>
+              <w:jc w:val="left"/>
+            </w:pPr>
+            <w:r>
+              <w:t xml:space="preserve">home inspector</w:t>
+            </w:r>
+          </w:p>
+        </w:tc>
+        <w:tc>
+          <w:p>
+            <w:pPr>
+              <w:pStyle w:val="Compact"/>
+              <w:jc w:val="left"/>
+            </w:pPr>
+            <w:r>
+              <w:t xml:space="preserve">A person who checks a house top to bottom before a sale, or checks finished work against the building code.</w:t>
+            </w:r>
+          </w:p>
+        </w:tc>
+        <w:tc>
+          <w:p>
+            <w:pPr>
+              <w:pStyle w:val="Compact"/>
+              <w:jc w:val="left"/>
+            </w:pPr>
+            <w:r>
+              <w:t xml:space="preserve">inspector de viviendas</w:t>
+            </w:r>
+          </w:p>
+        </w:tc>
+      </w:tr>
+      <w:tr>
+        <w:tc>
+          <w:p>
+            <w:pPr>
+              <w:pStyle w:val="Compact"/>
+              <w:jc w:val="left"/>
+            </w:pPr>
+            <w:r>
+              <w:t xml:space="preserve">68</w:t>
+            </w:r>
+          </w:p>
+        </w:tc>
+        <w:tc>
+          <w:p>
+            <w:pPr>
+              <w:pStyle w:val="Compact"/>
+              <w:jc w:val="left"/>
+            </w:pPr>
+            <w:r>
+              <w:t xml:space="preserve">4.4</w:t>
+            </w:r>
+          </w:p>
+        </w:tc>
+        <w:tc>
+          <w:p>
+            <w:pPr>
+              <w:pStyle w:val="Compact"/>
+              <w:jc w:val="left"/>
+            </w:pPr>
+            <w:r>
+              <w:t xml:space="preserve">energy auditor</w:t>
+            </w:r>
+          </w:p>
+        </w:tc>
+        <w:tc>
+          <w:p>
+            <w:pPr>
+              <w:pStyle w:val="Compact"/>
+              <w:jc w:val="left"/>
+            </w:pPr>
+            <w:r>
+              <w:t xml:space="preserve">A person who tests a home to find where it wastes energy and tells the owner what to fix first.</w:t>
+            </w:r>
+          </w:p>
+        </w:tc>
+        <w:tc>
+          <w:p>
+            <w:pPr>
+              <w:pStyle w:val="Compact"/>
+              <w:jc w:val="left"/>
+            </w:pPr>
+            <w:r>
+              <w:t xml:space="preserve">auditor energético</w:t>
+            </w:r>
+          </w:p>
+        </w:tc>
+      </w:tr>
+      <w:tr>
+        <w:tc>
+          <w:p>
+            <w:pPr>
+              <w:pStyle w:val="Compact"/>
+              <w:jc w:val="left"/>
+            </w:pPr>
+            <w:r>
+              <w:t xml:space="preserve">69</w:t>
+            </w:r>
+          </w:p>
+        </w:tc>
+        <w:tc>
+          <w:p>
+            <w:pPr>
+              <w:pStyle w:val="Compact"/>
+              <w:jc w:val="left"/>
+            </w:pPr>
+            <w:r>
+              <w:t xml:space="preserve">4.4</w:t>
+            </w:r>
+          </w:p>
+        </w:tc>
+        <w:tc>
+          <w:p>
+            <w:pPr>
+              <w:pStyle w:val="Compact"/>
+              <w:jc w:val="left"/>
+            </w:pPr>
+            <w:r>
+              <w:t xml:space="preserve">property manager</w:t>
+            </w:r>
+          </w:p>
+        </w:tc>
+        <w:tc>
+          <w:p>
+            <w:pPr>
+              <w:pStyle w:val="Compact"/>
+              <w:jc w:val="left"/>
+            </w:pPr>
+            <w:r>
+              <w:t xml:space="preserve">A person who runs a building or a set of rentals for the owner: tenants, repairs, rent, and rules.</w:t>
+            </w:r>
+          </w:p>
+        </w:tc>
+        <w:tc>
+          <w:p>
+            <w:pPr>
+              <w:pStyle w:val="Compact"/>
+              <w:jc w:val="left"/>
+            </w:pPr>
+            <w:r>
+              <w:t xml:space="preserve">administrador de propiedades</w:t>
             </w:r>
           </w:p>
         </w:tc>
